--- a/output/docx/en/BUFRCREX_TableB_en_27.docx
+++ b/output/docx/en/BUFRCREX_TableB_en_27.docx
@@ -825,7 +825,7 @@
                 <w:b w:val="0"/>
                 <w:sz w:val="16"/>
               </w:rPr>
-              <w:t>Note 132: The alternate latitude may be used when the computation of the position yields multiple solutions and there is no a priori way to distinguish between them.</w:t>
+              <w:t>Note B132: The alternate latitude may be used when the computation of the position yields multiple solutions and there is no a priori way to distinguish between them.</w:t>
             </w:r>
           </w:p>
         </w:tc>
@@ -1018,7 +1018,7 @@
                 <w:b w:val="0"/>
                 <w:sz w:val="16"/>
               </w:rPr>
-              <w:t>Note 132: The alternate latitude may be used when the computation of the position yields multiple solutions and there is no a priori way to distinguish between them.</w:t>
+              <w:t>Note B132: The alternate latitude may be used when the computation of the position yields multiple solutions and there is no a priori way to distinguish between them.</w:t>
             </w:r>
           </w:p>
         </w:tc>
@@ -1403,7 +1403,7 @@
                 <w:b w:val="0"/>
                 <w:sz w:val="16"/>
               </w:rPr>
-              <w:t>Note 143: The satellite location counter is calculated as:counter = superswath No. x 1000 + box No. x 10 + minibox No.</w:t>
+              <w:t>Note B143: The satellite location counter is calculated as:counter = superswath No. x 1000 + box No. x 10 + minibox No.</w:t>
             </w:r>
           </w:p>
         </w:tc>
@@ -1596,7 +1596,7 @@
                 <w:b w:val="0"/>
                 <w:sz w:val="16"/>
               </w:rPr>
-              <w:t>Note 144: The satellite sublocation dimension is calculated as:dimension = minibox dimension + box dimension where: minibox dimension = lines x 1000 + spots x 100 box dimension = lines x 10 + spots</w:t>
+              <w:t>Note B144: The satellite sublocation dimension is calculated as:dimension = minibox dimension + box dimension where: minibox dimension = lines x 1000 + spots x 100 box dimension = lines x 10 + spots</w:t>
             </w:r>
           </w:p>
         </w:tc>
@@ -1789,7 +1789,7 @@
                 <w:b w:val="0"/>
                 <w:sz w:val="16"/>
               </w:rPr>
-              <w:t>Note 96: Left-handed x, y and z axes have been chosen for descriptor 0 27 031. | Note 151: The value for descriptor 0 27 031 has been chosen to be suitable for polar orbiting satellites in approximately Sun-synchronous orbits. Geostationary orbits would require greater data widths for distance and slightly less for speed.</w:t>
+              <w:t>Note B96: Left-handed x, y and z axes have been chosen for descriptor 0 27 031. | Note B151: The value for descriptor 0 27 031 has been chosen to be suitable for polar orbiting satellites in approximately Sun-synchronous orbits. Geostationary orbits would require greater data widths for distance and slightly less for speed.</w:t>
             </w:r>
           </w:p>
         </w:tc>
